--- a/04 versão final/Redes Neurais Aplicadas à Modelagem de Instrumentos Acústicos para Síntese Sonora em Tempo Real - Carlos Tarjano.docx
+++ b/04 versão final/Redes Neurais Aplicadas à Modelagem de Instrumentos Acústicos para Síntese Sonora em Tempo Real - Carlos Tarjano.docx
@@ -2590,7 +2590,7 @@
             <w:noProof/>
             <w:webHidden/>
           </w:rPr>
-          <w:t>19</w:t>
+          <w:t>18</w:t>
         </w:r>
         <w:r>
           <w:rPr>
@@ -3842,7 +3842,7 @@
             <w:noProof/>
             <w:webHidden/>
           </w:rPr>
-          <w:t>44</w:t>
+          <w:t>43</w:t>
         </w:r>
         <w:r>
           <w:rPr>
@@ -3932,7 +3932,7 @@
             <w:noProof/>
             <w:webHidden/>
           </w:rPr>
-          <w:t>44</w:t>
+          <w:t>43</w:t>
         </w:r>
         <w:r>
           <w:rPr>
@@ -4022,7 +4022,7 @@
             <w:noProof/>
             <w:webHidden/>
           </w:rPr>
-          <w:t>45</w:t>
+          <w:t>44</w:t>
         </w:r>
         <w:r>
           <w:rPr>
@@ -4112,7 +4112,7 @@
             <w:noProof/>
             <w:webHidden/>
           </w:rPr>
-          <w:t>46</w:t>
+          <w:t>45</w:t>
         </w:r>
         <w:r>
           <w:rPr>
@@ -4202,7 +4202,7 @@
             <w:noProof/>
             <w:webHidden/>
           </w:rPr>
-          <w:t>48</w:t>
+          <w:t>47</w:t>
         </w:r>
         <w:r>
           <w:rPr>
@@ -4292,7 +4292,7 @@
             <w:noProof/>
             <w:webHidden/>
           </w:rPr>
-          <w:t>48</w:t>
+          <w:t>47</w:t>
         </w:r>
         <w:r>
           <w:rPr>
@@ -4382,7 +4382,7 @@
             <w:noProof/>
             <w:webHidden/>
           </w:rPr>
-          <w:t>50</w:t>
+          <w:t>49</w:t>
         </w:r>
         <w:r>
           <w:rPr>
@@ -4472,7 +4472,7 @@
             <w:noProof/>
             <w:webHidden/>
           </w:rPr>
-          <w:t>51</w:t>
+          <w:t>50</w:t>
         </w:r>
         <w:r>
           <w:rPr>
@@ -4562,7 +4562,7 @@
             <w:noProof/>
             <w:webHidden/>
           </w:rPr>
-          <w:t>52</w:t>
+          <w:t>51</w:t>
         </w:r>
         <w:r>
           <w:rPr>
@@ -4652,7 +4652,7 @@
             <w:noProof/>
             <w:webHidden/>
           </w:rPr>
-          <w:t>54</w:t>
+          <w:t>53</w:t>
         </w:r>
         <w:r>
           <w:rPr>
@@ -4742,7 +4742,7 @@
             <w:noProof/>
             <w:webHidden/>
           </w:rPr>
-          <w:t>59</w:t>
+          <w:t>57</w:t>
         </w:r>
         <w:r>
           <w:rPr>
@@ -4832,7 +4832,7 @@
             <w:noProof/>
             <w:webHidden/>
           </w:rPr>
-          <w:t>63</w:t>
+          <w:t>61</w:t>
         </w:r>
         <w:r>
           <w:rPr>
@@ -4922,7 +4922,7 @@
             <w:noProof/>
             <w:webHidden/>
           </w:rPr>
-          <w:t>65</w:t>
+          <w:t>63</w:t>
         </w:r>
         <w:r>
           <w:rPr>
@@ -5012,7 +5012,7 @@
             <w:noProof/>
             <w:webHidden/>
           </w:rPr>
-          <w:t>66</w:t>
+          <w:t>64</w:t>
         </w:r>
         <w:r>
           <w:rPr>
@@ -5102,7 +5102,7 @@
             <w:noProof/>
             <w:webHidden/>
           </w:rPr>
-          <w:t>67</w:t>
+          <w:t>65</w:t>
         </w:r>
         <w:r>
           <w:rPr>
@@ -5188,7 +5188,7 @@
             <w:noProof/>
             <w:webHidden/>
           </w:rPr>
-          <w:t>73</w:t>
+          <w:t>70</w:t>
         </w:r>
         <w:r>
           <w:rPr>
@@ -5274,7 +5274,7 @@
             <w:noProof/>
             <w:webHidden/>
           </w:rPr>
-          <w:t>75</w:t>
+          <w:t>72</w:t>
         </w:r>
         <w:r>
           <w:rPr>
@@ -5364,7 +5364,7 @@
             <w:noProof/>
             <w:webHidden/>
           </w:rPr>
-          <w:t>76</w:t>
+          <w:t>73</w:t>
         </w:r>
         <w:r>
           <w:rPr>
@@ -5450,7 +5450,7 @@
             <w:noProof/>
             <w:webHidden/>
           </w:rPr>
-          <w:t>78</w:t>
+          <w:t>75</w:t>
         </w:r>
         <w:r>
           <w:rPr>
@@ -5519,7 +5519,7 @@
             <w:noProof/>
             <w:webHidden/>
           </w:rPr>
-          <w:t>88</w:t>
+          <w:t>85</w:t>
         </w:r>
         <w:r>
           <w:rPr>
@@ -11364,27 +11364,56 @@
         <w:pStyle w:val="CODE"/>
         <w:rPr>
           <w:sz w:val="18"/>
+          <w:lang w:val="en-US"/>
         </w:rPr>
       </w:pPr>
       <w:r>
         <w:rPr>
           <w:sz w:val="18"/>
-        </w:rPr>
-        <w:t>pickup &lt;- M * pickup_position</w:t>
-      </w:r>
+          <w:lang w:val="en-US"/>
+        </w:rPr>
+        <w:t xml:space="preserve">pickup &lt;- M * </w:t>
+      </w:r>
+      <w:proofErr w:type="spellStart"/>
+      <w:r>
+        <w:rPr>
+          <w:sz w:val="18"/>
+          <w:lang w:val="en-US"/>
+        </w:rPr>
+        <w:t>pickup_position</w:t>
+      </w:r>
+      <w:proofErr w:type="spellEnd"/>
     </w:p>
     <w:p>
       <w:pPr>
         <w:pStyle w:val="CODE"/>
         <w:rPr>
           <w:sz w:val="18"/>
+          <w:lang w:val="en-US"/>
         </w:rPr>
       </w:pPr>
       <w:r>
         <w:rPr>
           <w:sz w:val="18"/>
-        </w:rPr>
-        <w:t>y_0 &lt;- vetor com "M" zeros</w:t>
+          <w:lang w:val="en-US"/>
+        </w:rPr>
+        <w:t xml:space="preserve">y_0 &lt;- </w:t>
+      </w:r>
+      <w:proofErr w:type="spellStart"/>
+      <w:r>
+        <w:rPr>
+          <w:sz w:val="18"/>
+          <w:lang w:val="en-US"/>
+        </w:rPr>
+        <w:t>vetor</w:t>
+      </w:r>
+      <w:proofErr w:type="spellEnd"/>
+      <w:r>
+        <w:rPr>
+          <w:sz w:val="18"/>
+          <w:lang w:val="en-US"/>
+        </w:rPr>
+        <w:t xml:space="preserve"> com "M" zeros</w:t>
       </w:r>
     </w:p>
     <w:p>
@@ -12010,8 +12039,8 @@
           <w:noProof/>
         </w:rPr>
         <w:drawing>
-          <wp:inline distT="0" distB="0" distL="0" distR="0" wp14:anchorId="413F3387" wp14:editId="30A88C00">
-            <wp:extent cx="5943600" cy="1128744"/>
+          <wp:inline distT="0" distB="0" distL="0" distR="0" wp14:anchorId="413F3387" wp14:editId="52EC65D6">
+            <wp:extent cx="5760000" cy="1128744"/>
             <wp:effectExtent l="0" t="0" r="0" b="0"/>
             <wp:docPr id="5" name="Picture" descr="Figura 5: Excitação: 0.1 - Captação: 0.1"/>
             <wp:cNvGraphicFramePr/>
@@ -12033,7 +12062,7 @@
                   <pic:spPr bwMode="auto">
                     <a:xfrm>
                       <a:off x="0" y="0"/>
-                      <a:ext cx="5943600" cy="1128744"/>
+                      <a:ext cx="5760000" cy="1128744"/>
                     </a:xfrm>
                     <a:prstGeom prst="rect">
                       <a:avLst/>
@@ -12084,8 +12113,8 @@
           <w:noProof/>
         </w:rPr>
         <w:drawing>
-          <wp:inline distT="0" distB="0" distL="0" distR="0" wp14:anchorId="4D0F9A31" wp14:editId="6A9B1A7F">
-            <wp:extent cx="5943600" cy="1128744"/>
+          <wp:inline distT="0" distB="0" distL="0" distR="0" wp14:anchorId="4D0F9A31" wp14:editId="24433DA1">
+            <wp:extent cx="5760000" cy="1128744"/>
             <wp:effectExtent l="0" t="0" r="0" b="0"/>
             <wp:docPr id="6" name="Picture" descr="Figura 6: Excitação: 0.1 - Captação: 0.5"/>
             <wp:cNvGraphicFramePr/>
@@ -12107,7 +12136,7 @@
                   <pic:spPr bwMode="auto">
                     <a:xfrm>
                       <a:off x="0" y="0"/>
-                      <a:ext cx="5943600" cy="1128744"/>
+                      <a:ext cx="5760000" cy="1128744"/>
                     </a:xfrm>
                     <a:prstGeom prst="rect">
                       <a:avLst/>
@@ -12158,8 +12187,8 @@
           <w:noProof/>
         </w:rPr>
         <w:drawing>
-          <wp:inline distT="0" distB="0" distL="0" distR="0" wp14:anchorId="5B546C07" wp14:editId="50C125FA">
-            <wp:extent cx="5943600" cy="1128744"/>
+          <wp:inline distT="0" distB="0" distL="0" distR="0" wp14:anchorId="5B546C07" wp14:editId="100B9225">
+            <wp:extent cx="5760000" cy="1128744"/>
             <wp:effectExtent l="0" t="0" r="0" b="0"/>
             <wp:docPr id="7" name="Picture" descr="Figura 7: Excitação: 0.3 - Captação: 0.7"/>
             <wp:cNvGraphicFramePr/>
@@ -12181,7 +12210,7 @@
                   <pic:spPr bwMode="auto">
                     <a:xfrm>
                       <a:off x="0" y="0"/>
-                      <a:ext cx="5943600" cy="1128744"/>
+                      <a:ext cx="5760000" cy="1128744"/>
                     </a:xfrm>
                     <a:prstGeom prst="rect">
                       <a:avLst/>
@@ -12233,8 +12262,8 @@
         </w:rPr>
         <w:lastRenderedPageBreak/>
         <w:drawing>
-          <wp:inline distT="0" distB="0" distL="0" distR="0" wp14:anchorId="1CDAD511" wp14:editId="122CC093">
-            <wp:extent cx="5943600" cy="1128744"/>
+          <wp:inline distT="0" distB="0" distL="0" distR="0" wp14:anchorId="1CDAD511" wp14:editId="39B01C5A">
+            <wp:extent cx="5760000" cy="1128744"/>
             <wp:effectExtent l="0" t="0" r="0" b="0"/>
             <wp:docPr id="8" name="Picture" descr="Figura 8: Excitação: 0.5 - Captação: 0.1"/>
             <wp:cNvGraphicFramePr/>
@@ -12256,7 +12285,7 @@
                   <pic:spPr bwMode="auto">
                     <a:xfrm>
                       <a:off x="0" y="0"/>
-                      <a:ext cx="5943600" cy="1128744"/>
+                      <a:ext cx="5760000" cy="1128744"/>
                     </a:xfrm>
                     <a:prstGeom prst="rect">
                       <a:avLst/>
@@ -12307,8 +12336,8 @@
           <w:noProof/>
         </w:rPr>
         <w:drawing>
-          <wp:inline distT="0" distB="0" distL="0" distR="0" wp14:anchorId="59E4813F" wp14:editId="2E3F306B">
-            <wp:extent cx="5943600" cy="1128744"/>
+          <wp:inline distT="0" distB="0" distL="0" distR="0" wp14:anchorId="59E4813F" wp14:editId="0F4360A3">
+            <wp:extent cx="5760000" cy="1128744"/>
             <wp:effectExtent l="0" t="0" r="0" b="0"/>
             <wp:docPr id="9" name="Picture" descr="Figura 9: Excitação: 0.5 - Captação: 0.5"/>
             <wp:cNvGraphicFramePr/>
@@ -12330,7 +12359,7 @@
                   <pic:spPr bwMode="auto">
                     <a:xfrm>
                       <a:off x="0" y="0"/>
-                      <a:ext cx="5943600" cy="1128744"/>
+                      <a:ext cx="5760000" cy="1128744"/>
                     </a:xfrm>
                     <a:prstGeom prst="rect">
                       <a:avLst/>
@@ -12445,9 +12474,9 @@
           <w:noProof/>
         </w:rPr>
         <w:drawing>
-          <wp:inline distT="0" distB="0" distL="0" distR="0" wp14:anchorId="49314D3D" wp14:editId="341A2736">
-            <wp:extent cx="2857500" cy="1373084"/>
-            <wp:effectExtent l="0" t="0" r="0" b="0"/>
+          <wp:inline distT="0" distB="0" distL="0" distR="0" wp14:anchorId="49314D3D" wp14:editId="3E6AF27D">
+            <wp:extent cx="2530549" cy="1215978"/>
+            <wp:effectExtent l="0" t="0" r="3175" b="3810"/>
             <wp:docPr id="10" name="Picture" descr="Figura 10: Digital Waveguides"/>
             <wp:cNvGraphicFramePr/>
             <a:graphic xmlns:a="http://schemas.openxmlformats.org/drawingml/2006/main">
@@ -12468,7 +12497,7 @@
                   <pic:spPr bwMode="auto">
                     <a:xfrm>
                       <a:off x="0" y="0"/>
-                      <a:ext cx="2857500" cy="1373084"/>
+                      <a:ext cx="2562892" cy="1231520"/>
                     </a:xfrm>
                     <a:prstGeom prst="rect">
                       <a:avLst/>
@@ -12501,15 +12530,15 @@
         <w:pStyle w:val="ff"/>
       </w:pPr>
       <w:r>
+        <w:t>Fonte: Elaboração própria</w:t>
+      </w:r>
+    </w:p>
+    <w:p>
+      <w:pPr>
+        <w:pStyle w:val="BodyText"/>
+      </w:pPr>
+      <w:r>
         <w:lastRenderedPageBreak/>
-        <w:t>Fonte: Elaboração própria</w:t>
-      </w:r>
-    </w:p>
-    <w:p>
-      <w:pPr>
-        <w:pStyle w:val="BodyText"/>
-      </w:pPr>
-      <w:r>
         <w:t xml:space="preserve">As duas linhas quadriculadas apresentadas na figura </w:t>
       </w:r>
       <w:hyperlink w:anchor="fig:waveguides">
@@ -12964,7 +12993,6 @@
           <w:lang w:val="pt-BR" w:eastAsia="pt-BR"/>
           <w14:cntxtAlts/>
         </w:rPr>
-        <w:lastRenderedPageBreak/>
         <w:t xml:space="preserve">pluck_position &lt;- .5               </w:t>
       </w:r>
       <w:r>
@@ -13065,6 +13093,7 @@
           <w:lang w:eastAsia="pt-BR"/>
           <w14:cntxtAlts/>
         </w:rPr>
+        <w:lastRenderedPageBreak/>
         <w:t>smoothing &lt;- 3</w:t>
       </w:r>
     </w:p>
@@ -13777,8 +13806,8 @@
           <w:noProof/>
         </w:rPr>
         <w:drawing>
-          <wp:inline distT="0" distB="0" distL="0" distR="0" wp14:anchorId="0954A9C2" wp14:editId="10012A5B">
-            <wp:extent cx="5943600" cy="1128744"/>
+          <wp:inline distT="0" distB="0" distL="0" distR="0" wp14:anchorId="0954A9C2" wp14:editId="281385A9">
+            <wp:extent cx="5760000" cy="1128744"/>
             <wp:effectExtent l="0" t="0" r="0" b="0"/>
             <wp:docPr id="11" name="Picture" descr="Figura 11: Excitação: 0.1 - Captação: 0.1"/>
             <wp:cNvGraphicFramePr/>
@@ -13800,7 +13829,7 @@
                   <pic:spPr bwMode="auto">
                     <a:xfrm>
                       <a:off x="0" y="0"/>
-                      <a:ext cx="5943600" cy="1128744"/>
+                      <a:ext cx="5760000" cy="1128744"/>
                     </a:xfrm>
                     <a:prstGeom prst="rect">
                       <a:avLst/>
@@ -13851,8 +13880,8 @@
           <w:noProof/>
         </w:rPr>
         <w:drawing>
-          <wp:inline distT="0" distB="0" distL="0" distR="0" wp14:anchorId="17C2A55A" wp14:editId="214E1B54">
-            <wp:extent cx="5943600" cy="1128744"/>
+          <wp:inline distT="0" distB="0" distL="0" distR="0" wp14:anchorId="17C2A55A" wp14:editId="3A805F80">
+            <wp:extent cx="5760000" cy="1128744"/>
             <wp:effectExtent l="0" t="0" r="0" b="0"/>
             <wp:docPr id="12" name="Picture" descr="Figura 12: Excitação: 0.1 - Captação: 0.5"/>
             <wp:cNvGraphicFramePr/>
@@ -13874,7 +13903,7 @@
                   <pic:spPr bwMode="auto">
                     <a:xfrm>
                       <a:off x="0" y="0"/>
-                      <a:ext cx="5943600" cy="1128744"/>
+                      <a:ext cx="5760000" cy="1128744"/>
                     </a:xfrm>
                     <a:prstGeom prst="rect">
                       <a:avLst/>
@@ -13926,8 +13955,8 @@
         </w:rPr>
         <w:lastRenderedPageBreak/>
         <w:drawing>
-          <wp:inline distT="0" distB="0" distL="0" distR="0" wp14:anchorId="4C7B30BE" wp14:editId="2D09D0F3">
-            <wp:extent cx="5943600" cy="1128744"/>
+          <wp:inline distT="0" distB="0" distL="0" distR="0" wp14:anchorId="4C7B30BE" wp14:editId="4C47C0DF">
+            <wp:extent cx="5760000" cy="1128744"/>
             <wp:effectExtent l="0" t="0" r="0" b="0"/>
             <wp:docPr id="13" name="Picture" descr="Figura 13: Excitação: 0.3 - Captação: 0.7"/>
             <wp:cNvGraphicFramePr/>
@@ -13949,7 +13978,7 @@
                   <pic:spPr bwMode="auto">
                     <a:xfrm>
                       <a:off x="0" y="0"/>
-                      <a:ext cx="5943600" cy="1128744"/>
+                      <a:ext cx="5760000" cy="1128744"/>
                     </a:xfrm>
                     <a:prstGeom prst="rect">
                       <a:avLst/>
@@ -14000,8 +14029,8 @@
           <w:noProof/>
         </w:rPr>
         <w:drawing>
-          <wp:inline distT="0" distB="0" distL="0" distR="0" wp14:anchorId="6CA1D1A4" wp14:editId="16F478D7">
-            <wp:extent cx="5943600" cy="1128744"/>
+          <wp:inline distT="0" distB="0" distL="0" distR="0" wp14:anchorId="6CA1D1A4" wp14:editId="78D8F1F5">
+            <wp:extent cx="5760000" cy="1128744"/>
             <wp:effectExtent l="0" t="0" r="0" b="0"/>
             <wp:docPr id="14" name="Picture" descr="Figura 14: Excitação: 0.5 - Captação: 0.1"/>
             <wp:cNvGraphicFramePr/>
@@ -14023,7 +14052,7 @@
                   <pic:spPr bwMode="auto">
                     <a:xfrm>
                       <a:off x="0" y="0"/>
-                      <a:ext cx="5943600" cy="1128744"/>
+                      <a:ext cx="5760000" cy="1128744"/>
                     </a:xfrm>
                     <a:prstGeom prst="rect">
                       <a:avLst/>
@@ -14074,8 +14103,8 @@
           <w:noProof/>
         </w:rPr>
         <w:drawing>
-          <wp:inline distT="0" distB="0" distL="0" distR="0" wp14:anchorId="3BCC981D" wp14:editId="32F4595E">
-            <wp:extent cx="5943600" cy="1128744"/>
+          <wp:inline distT="0" distB="0" distL="0" distR="0" wp14:anchorId="3BCC981D" wp14:editId="34A26444">
+            <wp:extent cx="5760000" cy="1128744"/>
             <wp:effectExtent l="0" t="0" r="0" b="0"/>
             <wp:docPr id="15" name="Picture" descr="Figura 15: Excitação: 0.5 - Captação: 0.5"/>
             <wp:cNvGraphicFramePr/>
@@ -14097,7 +14126,7 @@
                   <pic:spPr bwMode="auto">
                     <a:xfrm>
                       <a:off x="0" y="0"/>
-                      <a:ext cx="5943600" cy="1128744"/>
+                      <a:ext cx="5760000" cy="1128744"/>
                     </a:xfrm>
                     <a:prstGeom prst="rect">
                       <a:avLst/>
@@ -14183,9 +14212,9 @@
         </w:rPr>
         <w:lastRenderedPageBreak/>
         <w:drawing>
-          <wp:inline distT="0" distB="0" distL="0" distR="0" wp14:anchorId="631533E7" wp14:editId="3F750D12">
-            <wp:extent cx="5943600" cy="2036618"/>
-            <wp:effectExtent l="0" t="0" r="0" b="0"/>
+          <wp:inline distT="0" distB="0" distL="0" distR="0" wp14:anchorId="631533E7" wp14:editId="40FA2E06">
+            <wp:extent cx="5760000" cy="2036618"/>
+            <wp:effectExtent l="0" t="0" r="0" b="1905"/>
             <wp:docPr id="16" name="Picture" descr="Figura 16: Animação da Corda - Diferenças Finital x Digital Waveguide"/>
             <wp:cNvGraphicFramePr/>
             <a:graphic xmlns:a="http://schemas.openxmlformats.org/drawingml/2006/main">
@@ -14206,7 +14235,7 @@
                   <pic:spPr bwMode="auto">
                     <a:xfrm>
                       <a:off x="0" y="0"/>
-                      <a:ext cx="5943600" cy="2036618"/>
+                      <a:ext cx="5760000" cy="2036618"/>
                     </a:xfrm>
                     <a:prstGeom prst="rect">
                       <a:avLst/>
@@ -15469,13 +15498,14 @@
         <w:t>, que diminuiu consideravelmente o número de operações necessárias ao cômputo da transformada discreta de Fourier (Pereyra e Ward, 2012).</w:t>
       </w:r>
       <w:r>
-        <w:t xml:space="preserve"> Considerado:</w:t>
-      </w:r>
-    </w:p>
-    <w:p>
-      <w:pPr>
-        <w:pStyle w:val="BodyText"/>
-      </w:pPr>
+        <w:t xml:space="preserve"> Considera</w:t>
+      </w:r>
+      <w:r>
+        <w:t>n</w:t>
+      </w:r>
+      <w:r>
+        <w:t>do:</w:t>
+      </w:r>
     </w:p>
     <w:p>
       <w:pPr>
@@ -15646,16 +15676,11 @@
     <w:p>
       <w:pPr>
         <w:pStyle w:val="BodyText"/>
+        <w:rPr>
+          <w:i/>
+        </w:rPr>
       </w:pPr>
       <w:bookmarkStart w:id="74" w:name="eq:id"/>
-    </w:p>
-    <w:p>
-      <w:pPr>
-        <w:pStyle w:val="BodyText"/>
-        <w:rPr>
-          <w:i/>
-        </w:rPr>
-      </w:pPr>
       <m:oMathPara>
         <m:oMathParaPr>
           <m:jc m:val="center"/>
@@ -15665,7 +15690,6 @@
             <w:rPr>
               <w:rFonts w:ascii="Cambria Math" w:hAnsi="Cambria Math"/>
             </w:rPr>
-            <w:lastRenderedPageBreak/>
             <m:t>x</m:t>
           </m:r>
           <m:d>
@@ -15842,6 +15866,7 @@
         <w:pStyle w:val="BodyText"/>
       </w:pPr>
       <w:r>
+        <w:lastRenderedPageBreak/>
         <w:t>O</w:t>
       </w:r>
       <w:r>
@@ -16727,20 +16752,17 @@
       </w:r>
     </w:p>
     <w:p>
+      <w:pPr>
+        <w:pStyle w:val="CaptionedFigure"/>
+      </w:pPr>
       <w:bookmarkStart w:id="75" w:name="fig:rfft"/>
-    </w:p>
-    <w:p>
-      <w:pPr>
-        <w:pStyle w:val="CaptionedFigure"/>
-      </w:pPr>
       <w:r>
         <w:rPr>
           <w:noProof/>
         </w:rPr>
-        <w:lastRenderedPageBreak/>
         <w:drawing>
-          <wp:inline distT="0" distB="0" distL="0" distR="0" wp14:anchorId="08833173" wp14:editId="2C0CCE50">
-            <wp:extent cx="5943600" cy="2300173"/>
+          <wp:inline distT="0" distB="0" distL="0" distR="0" wp14:anchorId="08833173" wp14:editId="3B4567DC">
+            <wp:extent cx="5758403" cy="2173856"/>
             <wp:effectExtent l="0" t="0" r="0" b="0"/>
             <wp:docPr id="17" name="Picture" descr="Figura 17: Transformada Discreta Real de Fourier - Interpretação Geométrica da Simetria"/>
             <wp:cNvGraphicFramePr/>
@@ -16762,7 +16784,7 @@
                   <pic:spPr bwMode="auto">
                     <a:xfrm>
                       <a:off x="0" y="0"/>
-                      <a:ext cx="5943600" cy="2300173"/>
+                      <a:ext cx="5776100" cy="2180537"/>
                     </a:xfrm>
                     <a:prstGeom prst="rect">
                       <a:avLst/>
@@ -16803,6 +16825,7 @@
         <w:pStyle w:val="BodyText"/>
       </w:pPr>
       <w:r>
+        <w:lastRenderedPageBreak/>
         <w:t xml:space="preserve">Na figura </w:t>
       </w:r>
       <w:hyperlink w:anchor="fig:rfft">
@@ -16956,11 +16979,10 @@
         <w:rPr>
           <w:noProof/>
         </w:rPr>
-        <w:lastRenderedPageBreak/>
         <w:drawing>
-          <wp:inline distT="0" distB="0" distL="0" distR="0" wp14:anchorId="02539C1F" wp14:editId="5C99088F">
-            <wp:extent cx="5943600" cy="2754351"/>
-            <wp:effectExtent l="0" t="0" r="0" b="0"/>
+          <wp:inline distT="0" distB="0" distL="0" distR="0" wp14:anchorId="02539C1F" wp14:editId="02D73350">
+            <wp:extent cx="5760000" cy="2754351"/>
+            <wp:effectExtent l="0" t="0" r="0" b="8255"/>
             <wp:docPr id="18" name="Picture" descr="Figura 18: Representação de um segmento de corda"/>
             <wp:cNvGraphicFramePr/>
             <a:graphic xmlns:a="http://schemas.openxmlformats.org/drawingml/2006/main">
@@ -16981,7 +17003,7 @@
                   <pic:spPr bwMode="auto">
                     <a:xfrm>
                       <a:off x="0" y="0"/>
-                      <a:ext cx="5943600" cy="2754351"/>
+                      <a:ext cx="5760000" cy="2754351"/>
                     </a:xfrm>
                     <a:prstGeom prst="rect">
                       <a:avLst/>
@@ -17022,6 +17044,7 @@
         <w:pStyle w:val="BodyText"/>
       </w:pPr>
       <w:r>
+        <w:lastRenderedPageBreak/>
         <w:t>e as seguintes definições:</w:t>
       </w:r>
     </w:p>
@@ -18074,11 +18097,7 @@
         </m:r>
       </m:oMath>
       <w:r>
-        <w:t xml:space="preserve">, </w:t>
-      </w:r>
-      <w:r>
-        <w:lastRenderedPageBreak/>
-        <w:t xml:space="preserve">onde </w:t>
+        <w:t xml:space="preserve">, onde </w:t>
       </w:r>
       <m:oMath>
         <m:r>
@@ -19010,6 +19029,7 @@
             <w:rPr>
               <w:rFonts w:ascii="Cambria Math" w:hAnsi="Cambria Math"/>
             </w:rPr>
+            <w:lastRenderedPageBreak/>
             <m:t>y</m:t>
           </m:r>
           <m:d>
@@ -20288,7 +20308,6 @@
         <w:pStyle w:val="FirstParagraph"/>
       </w:pPr>
       <w:r>
-        <w:lastRenderedPageBreak/>
         <w:t xml:space="preserve">onde considera-se uma corda de comprimento </w:t>
       </w:r>
       <m:oMath>
@@ -20837,7 +20856,11 @@
         <w:t>m</w:t>
       </w:r>
       <w:r>
-        <w:t xml:space="preserve"> que a rigidez pode ser incorporada ao modelo através da substituição do termo que descreve as frequências de cada parcial por </w:t>
+        <w:t xml:space="preserve"> que a rigidez pode ser incorporada ao modelo através da substituição do termo que descreve as frequências </w:t>
+      </w:r>
+      <w:r>
+        <w:lastRenderedPageBreak/>
+        <w:t xml:space="preserve">de cada parcial por </w:t>
       </w:r>
       <m:oMath>
         <m:r>
@@ -21310,6 +21333,7 @@
     <w:p>
       <w:pPr>
         <w:pStyle w:val="BodyText"/>
+        <w:ind w:firstLine="0"/>
       </w:pPr>
       <w:r>
         <w:t>Onde:</w:t>
@@ -21562,11 +21586,7 @@
         <w:t xml:space="preserve">, de forma que para cada um dos vetores de </w:t>
       </w:r>
       <w:r>
-        <w:t xml:space="preserve">entrada a rede produz um vetor de saída, com o </w:t>
-      </w:r>
-      <w:r>
-        <w:lastRenderedPageBreak/>
-        <w:t xml:space="preserve">objetivo de aproximar  um vetor de alvos </w:t>
+        <w:t xml:space="preserve">entrada a rede produz um vetor de saída, com o objetivo de aproximar  um vetor de alvos </w:t>
       </w:r>
       <m:oMath>
         <m:sSub>
@@ -23025,6 +23045,7 @@
         <w:pStyle w:val="BodyText"/>
       </w:pPr>
       <w:r>
+        <w:lastRenderedPageBreak/>
         <w:t xml:space="preserve">Cabe notar que </w:t>
       </w:r>
       <m:oMath>
@@ -23703,7 +23724,6 @@
         <w:pStyle w:val="BodyText"/>
       </w:pPr>
       <w:r>
-        <w:lastRenderedPageBreak/>
         <w:t xml:space="preserve">A matriz de incrementos para cada um dos pesos, a cada iteração, pode ser definida como abaixo, com a adição de uma taxa de aprendizado </w:t>
       </w:r>
       <m:oMath>
@@ -24264,6 +24284,7 @@
         <w:rPr>
           <w:noProof/>
         </w:rPr>
+        <w:lastRenderedPageBreak/>
         <w:drawing>
           <wp:inline distT="0" distB="0" distL="0" distR="0" wp14:anchorId="204B6E02" wp14:editId="08C7FC20">
             <wp:extent cx="3810000" cy="1411003"/>
@@ -24330,6 +24351,7 @@
     <w:p>
       <w:pPr>
         <w:pStyle w:val="BodyText"/>
+        <w:ind w:firstLine="0"/>
       </w:pPr>
       <w:r>
         <w:t>E, de forma análoga:</w:t>
@@ -29659,9 +29681,9 @@
           <w:noProof/>
         </w:rPr>
         <w:drawing>
-          <wp:inline distT="0" distB="0" distL="0" distR="0" wp14:anchorId="3A2FB8C1" wp14:editId="0BF1EE1D">
-            <wp:extent cx="5539707" cy="2337678"/>
-            <wp:effectExtent l="0" t="0" r="4445" b="5715"/>
+          <wp:inline distT="0" distB="0" distL="0" distR="0" wp14:anchorId="3A2FB8C1" wp14:editId="2C901ADA">
+            <wp:extent cx="5760000" cy="2337678"/>
+            <wp:effectExtent l="0" t="0" r="0" b="5715"/>
             <wp:docPr id="23" name="Picture"/>
             <wp:cNvGraphicFramePr/>
             <a:graphic xmlns:a="http://schemas.openxmlformats.org/drawingml/2006/main">
@@ -29688,7 +29710,7 @@
                   <pic:spPr bwMode="auto">
                     <a:xfrm>
                       <a:off x="0" y="0"/>
-                      <a:ext cx="5539707" cy="2337678"/>
+                      <a:ext cx="5760000" cy="2337678"/>
                     </a:xfrm>
                     <a:prstGeom prst="rect">
                       <a:avLst/>
@@ -29733,9 +29755,9 @@
           <w:noProof/>
         </w:rPr>
         <w:drawing>
-          <wp:inline distT="0" distB="0" distL="0" distR="0" wp14:anchorId="5F27C898" wp14:editId="677DC0EC">
-            <wp:extent cx="5676306" cy="2393950"/>
-            <wp:effectExtent l="0" t="0" r="635" b="6350"/>
+          <wp:inline distT="0" distB="0" distL="0" distR="0" wp14:anchorId="5F27C898" wp14:editId="491F3F3F">
+            <wp:extent cx="5760000" cy="2393950"/>
+            <wp:effectExtent l="0" t="0" r="0" b="6350"/>
             <wp:docPr id="24" name="Picture"/>
             <wp:cNvGraphicFramePr/>
             <a:graphic xmlns:a="http://schemas.openxmlformats.org/drawingml/2006/main">
@@ -29762,7 +29784,7 @@
                   <pic:spPr bwMode="auto">
                     <a:xfrm>
                       <a:off x="0" y="0"/>
-                      <a:ext cx="5676306" cy="2393950"/>
+                      <a:ext cx="5760000" cy="2393950"/>
                     </a:xfrm>
                     <a:prstGeom prst="rect">
                       <a:avLst/>
@@ -30404,6 +30426,7 @@
     <w:p>
       <w:pPr>
         <w:pStyle w:val="BodyText"/>
+        <w:ind w:firstLine="720"/>
       </w:pPr>
       <w:r>
         <w:t xml:space="preserve">Uma rede </w:t>
@@ -31588,9 +31611,9 @@
           <w:noProof/>
         </w:rPr>
         <w:drawing>
-          <wp:inline distT="0" distB="0" distL="0" distR="0" wp14:anchorId="65CB1ACD" wp14:editId="3BD0140C">
-            <wp:extent cx="5943600" cy="2013394"/>
-            <wp:effectExtent l="0" t="0" r="0" b="0"/>
+          <wp:inline distT="0" distB="0" distL="0" distR="0" wp14:anchorId="65CB1ACD" wp14:editId="0A52E4CA">
+            <wp:extent cx="5760000" cy="2013394"/>
+            <wp:effectExtent l="0" t="0" r="0" b="6350"/>
             <wp:docPr id="28" name="Picture" descr="Figura 28: Resultados Rede Recorrente"/>
             <wp:cNvGraphicFramePr/>
             <a:graphic xmlns:a="http://schemas.openxmlformats.org/drawingml/2006/main">
@@ -31611,7 +31634,7 @@
                   <pic:spPr bwMode="auto">
                     <a:xfrm>
                       <a:off x="0" y="0"/>
-                      <a:ext cx="5943600" cy="2013394"/>
+                      <a:ext cx="5760000" cy="2013394"/>
                     </a:xfrm>
                     <a:prstGeom prst="rect">
                       <a:avLst/>
@@ -31785,9 +31808,9 @@
         </w:rPr>
         <w:lastRenderedPageBreak/>
         <w:drawing>
-          <wp:inline distT="0" distB="0" distL="0" distR="0" wp14:anchorId="389DE794" wp14:editId="55FB0A1C">
-            <wp:extent cx="5667376" cy="3362326"/>
-            <wp:effectExtent l="0" t="0" r="0" b="9525"/>
+          <wp:inline distT="0" distB="0" distL="0" distR="0" wp14:anchorId="389DE794" wp14:editId="447F0F56">
+            <wp:extent cx="5760000" cy="3362326"/>
+            <wp:effectExtent l="0" t="0" r="0" b="0"/>
             <wp:docPr id="29" name="Picture" descr="Figura 29: Arquitetura - Convolução Alisada"/>
             <wp:cNvGraphicFramePr/>
             <a:graphic xmlns:a="http://schemas.openxmlformats.org/drawingml/2006/main">
@@ -31808,7 +31831,7 @@
                   <pic:spPr bwMode="auto">
                     <a:xfrm>
                       <a:off x="0" y="0"/>
-                      <a:ext cx="5669358" cy="3363502"/>
+                      <a:ext cx="5760000" cy="3362326"/>
                     </a:xfrm>
                     <a:prstGeom prst="rect">
                       <a:avLst/>
@@ -32010,8 +32033,8 @@
           <w:noProof/>
         </w:rPr>
         <w:drawing>
-          <wp:inline distT="0" distB="0" distL="0" distR="0" wp14:anchorId="07259BBF" wp14:editId="48D4AF80">
-            <wp:extent cx="5943600" cy="3586162"/>
+          <wp:inline distT="0" distB="0" distL="0" distR="0" wp14:anchorId="07259BBF" wp14:editId="09E0833D">
+            <wp:extent cx="5760000" cy="3586162"/>
             <wp:effectExtent l="0" t="0" r="0" b="0"/>
             <wp:docPr id="30" name="Picture" descr="Figura 30: Descontinuidades e Transientes"/>
             <wp:cNvGraphicFramePr/>
@@ -32033,7 +32056,7 @@
                   <pic:spPr bwMode="auto">
                     <a:xfrm>
                       <a:off x="0" y="0"/>
-                      <a:ext cx="5943600" cy="3586162"/>
+                      <a:ext cx="5760000" cy="3586162"/>
                     </a:xfrm>
                     <a:prstGeom prst="rect">
                       <a:avLst/>
@@ -32621,9 +32644,9 @@
           <w:noProof/>
         </w:rPr>
         <w:drawing>
-          <wp:inline distT="0" distB="0" distL="0" distR="0" wp14:anchorId="0B036B65" wp14:editId="1D3BB698">
-            <wp:extent cx="5943600" cy="75014"/>
-            <wp:effectExtent l="0" t="0" r="0" b="0"/>
+          <wp:inline distT="0" distB="0" distL="0" distR="0" wp14:anchorId="0B036B65" wp14:editId="137A4B24">
+            <wp:extent cx="5760000" cy="75014"/>
+            <wp:effectExtent l="0" t="0" r="0" b="1270"/>
             <wp:docPr id="33" name="Picture" descr="Figura 33: Dinâmicas geradas para Contratempo Aberto - Pianíssimo até Molto Forte"/>
             <wp:cNvGraphicFramePr/>
             <a:graphic xmlns:a="http://schemas.openxmlformats.org/drawingml/2006/main">
@@ -32644,7 +32667,7 @@
                   <pic:spPr bwMode="auto">
                     <a:xfrm>
                       <a:off x="0" y="0"/>
-                      <a:ext cx="5943600" cy="75014"/>
+                      <a:ext cx="5760000" cy="75014"/>
                     </a:xfrm>
                     <a:prstGeom prst="rect">
                       <a:avLst/>
@@ -32765,8 +32788,8 @@
           <w:noProof/>
         </w:rPr>
         <w:drawing>
-          <wp:inline distT="0" distB="0" distL="0" distR="0" wp14:anchorId="16D8A1D7" wp14:editId="0FC56690">
-            <wp:extent cx="5943600" cy="329871"/>
+          <wp:inline distT="0" distB="0" distL="0" distR="0" wp14:anchorId="16D8A1D7" wp14:editId="2D6E88CE">
+            <wp:extent cx="5760000" cy="329871"/>
             <wp:effectExtent l="0" t="0" r="0" b="0"/>
             <wp:docPr id="34" name="Picture" descr="Figura 34: 7 Round-Robins gerados para o Tom 1"/>
             <wp:cNvGraphicFramePr/>
@@ -32788,7 +32811,7 @@
                   <pic:spPr bwMode="auto">
                     <a:xfrm>
                       <a:off x="0" y="0"/>
-                      <a:ext cx="5943600" cy="329871"/>
+                      <a:ext cx="5760000" cy="329871"/>
                     </a:xfrm>
                     <a:prstGeom prst="rect">
                       <a:avLst/>
@@ -32916,9 +32939,9 @@
           <w:noProof/>
         </w:rPr>
         <w:drawing>
-          <wp:inline distT="0" distB="0" distL="0" distR="0" wp14:anchorId="22FC514B" wp14:editId="44C77FD0">
-            <wp:extent cx="5943600" cy="760544"/>
-            <wp:effectExtent l="0" t="0" r="0" b="0"/>
+          <wp:inline distT="0" distB="0" distL="0" distR="0" wp14:anchorId="22FC514B" wp14:editId="2F21979D">
+            <wp:extent cx="5760000" cy="760544"/>
+            <wp:effectExtent l="0" t="0" r="0" b="1905"/>
             <wp:docPr id="35" name="Picture" descr="Figura 35: Dinâmica posição do golpe para caixa"/>
             <wp:cNvGraphicFramePr/>
             <a:graphic xmlns:a="http://schemas.openxmlformats.org/drawingml/2006/main">
@@ -32939,7 +32962,7 @@
                   <pic:spPr bwMode="auto">
                     <a:xfrm>
                       <a:off x="0" y="0"/>
-                      <a:ext cx="5943600" cy="760544"/>
+                      <a:ext cx="5760000" cy="760544"/>
                     </a:xfrm>
                     <a:prstGeom prst="rect">
                       <a:avLst/>
@@ -33034,8 +33057,8 @@
           <w:noProof/>
         </w:rPr>
         <w:drawing>
-          <wp:inline distT="0" distB="0" distL="0" distR="0" wp14:anchorId="347F3909" wp14:editId="0FBBEC62">
-            <wp:extent cx="5943600" cy="2002993"/>
+          <wp:inline distT="0" distB="0" distL="0" distR="0" wp14:anchorId="347F3909" wp14:editId="4FBA2902">
+            <wp:extent cx="5760000" cy="2002993"/>
             <wp:effectExtent l="0" t="0" r="0" b="0"/>
             <wp:docPr id="36" name="Picture" descr="Figura 36: Experimento Emulação da Voz Cantada"/>
             <wp:cNvGraphicFramePr/>
@@ -33057,7 +33080,7 @@
                   <pic:spPr bwMode="auto">
                     <a:xfrm>
                       <a:off x="0" y="0"/>
-                      <a:ext cx="5943600" cy="2002993"/>
+                      <a:ext cx="5760000" cy="2002993"/>
                     </a:xfrm>
                     <a:prstGeom prst="rect">
                       <a:avLst/>
@@ -33171,8 +33194,8 @@
         </w:rPr>
         <w:lastRenderedPageBreak/>
         <w:drawing>
-          <wp:inline distT="0" distB="0" distL="0" distR="0" wp14:anchorId="37682479" wp14:editId="314C0AA1">
-            <wp:extent cx="5943600" cy="2559780"/>
+          <wp:inline distT="0" distB="0" distL="0" distR="0" wp14:anchorId="37682479" wp14:editId="06AE40CE">
+            <wp:extent cx="5760000" cy="2559780"/>
             <wp:effectExtent l="0" t="0" r="0" b="0"/>
             <wp:docPr id="37" name="Picture" descr="Figura 37: Efeito do Decaimento sobre a Tranformada de Fourier: Senoide 440hz"/>
             <wp:cNvGraphicFramePr/>
@@ -33194,7 +33217,7 @@
                   <pic:spPr bwMode="auto">
                     <a:xfrm>
                       <a:off x="0" y="0"/>
-                      <a:ext cx="5943600" cy="2559780"/>
+                      <a:ext cx="5760000" cy="2559780"/>
                     </a:xfrm>
                     <a:prstGeom prst="rect">
                       <a:avLst/>
@@ -33323,8 +33346,8 @@
         </w:rPr>
         <w:lastRenderedPageBreak/>
         <w:drawing>
-          <wp:inline distT="0" distB="0" distL="0" distR="0" wp14:anchorId="4D407FB4" wp14:editId="3E700597">
-            <wp:extent cx="5943600" cy="1640433"/>
+          <wp:inline distT="0" distB="0" distL="0" distR="0" wp14:anchorId="4D407FB4" wp14:editId="13A0D025">
+            <wp:extent cx="5760000" cy="1640433"/>
             <wp:effectExtent l="0" t="0" r="0" b="0"/>
             <wp:docPr id="38" name="Picture" descr="Figura 38: Onda composta por senoides a 110, 220 e 330hz"/>
             <wp:cNvGraphicFramePr/>
@@ -33346,7 +33369,7 @@
                   <pic:spPr bwMode="auto">
                     <a:xfrm>
                       <a:off x="0" y="0"/>
-                      <a:ext cx="5943600" cy="1640433"/>
+                      <a:ext cx="5760000" cy="1640433"/>
                     </a:xfrm>
                     <a:prstGeom prst="rect">
                       <a:avLst/>
@@ -33711,8 +33734,8 @@
           <w:noProof/>
         </w:rPr>
         <w:drawing>
-          <wp:inline distT="0" distB="0" distL="0" distR="0" wp14:anchorId="6A934C97" wp14:editId="2FEE3BC9">
-            <wp:extent cx="5943600" cy="1188720"/>
+          <wp:inline distT="0" distB="0" distL="0" distR="0" wp14:anchorId="6A934C97" wp14:editId="7B532275">
+            <wp:extent cx="5760000" cy="1188720"/>
             <wp:effectExtent l="0" t="0" r="0" b="0"/>
             <wp:docPr id="39" name="Picture" descr="Figura 39: Picos e Valores Máximos - Piano, tecla 35"/>
             <wp:cNvGraphicFramePr/>
@@ -33734,7 +33757,7 @@
                   <pic:spPr bwMode="auto">
                     <a:xfrm>
                       <a:off x="0" y="0"/>
-                      <a:ext cx="5943600" cy="1188720"/>
+                      <a:ext cx="5760000" cy="1188720"/>
                     </a:xfrm>
                     <a:prstGeom prst="rect">
                       <a:avLst/>
@@ -34421,9 +34444,9 @@
           <w:noProof/>
         </w:rPr>
         <w:drawing>
-          <wp:inline distT="0" distB="0" distL="0" distR="0" wp14:anchorId="61785C51" wp14:editId="617A8882">
-            <wp:extent cx="5943600" cy="1693926"/>
-            <wp:effectExtent l="0" t="0" r="0" b="0"/>
+          <wp:inline distT="0" distB="0" distL="0" distR="0" wp14:anchorId="61785C51" wp14:editId="49EA75D8">
+            <wp:extent cx="5760000" cy="1693926"/>
+            <wp:effectExtent l="0" t="0" r="0" b="1905"/>
             <wp:docPr id="40" name="Picture" descr="Figura 40: Decaimentos Estimados"/>
             <wp:cNvGraphicFramePr/>
             <a:graphic xmlns:a="http://schemas.openxmlformats.org/drawingml/2006/main">
@@ -34444,7 +34467,7 @@
                   <pic:spPr bwMode="auto">
                     <a:xfrm>
                       <a:off x="0" y="0"/>
-                      <a:ext cx="5943600" cy="1693926"/>
+                      <a:ext cx="5760000" cy="1693926"/>
                     </a:xfrm>
                     <a:prstGeom prst="rect">
                       <a:avLst/>
@@ -34881,9 +34904,9 @@
           <w:noProof/>
         </w:rPr>
         <w:drawing>
-          <wp:inline distT="0" distB="0" distL="0" distR="0" wp14:anchorId="34D3D172" wp14:editId="3D16E3AC">
-            <wp:extent cx="5943600" cy="2799435"/>
-            <wp:effectExtent l="0" t="0" r="0" b="0"/>
+          <wp:inline distT="0" distB="0" distL="0" distR="0" wp14:anchorId="34D3D172" wp14:editId="7B2F491B">
+            <wp:extent cx="5758815" cy="2604977"/>
+            <wp:effectExtent l="0" t="0" r="0" b="5080"/>
             <wp:docPr id="41" name="Picture" descr="Figura 41: inarmonicidades"/>
             <wp:cNvGraphicFramePr/>
             <a:graphic xmlns:a="http://schemas.openxmlformats.org/drawingml/2006/main">
@@ -34904,7 +34927,7 @@
                   <pic:spPr bwMode="auto">
                     <a:xfrm>
                       <a:off x="0" y="0"/>
-                      <a:ext cx="5943600" cy="2799435"/>
+                      <a:ext cx="5762549" cy="2606666"/>
                     </a:xfrm>
                     <a:prstGeom prst="rect">
                       <a:avLst/>
@@ -34937,8 +34960,25 @@
         <w:pStyle w:val="ff"/>
       </w:pPr>
       <w:r>
+        <w:t>Fonte: Elaboração própria</w:t>
+      </w:r>
+    </w:p>
+    <w:p>
+      <w:pPr>
+        <w:pStyle w:val="BodyText"/>
+      </w:pPr>
+      <w:r>
         <w:lastRenderedPageBreak/>
-        <w:t>Fonte: Elaboração própria</w:t>
+        <w:t xml:space="preserve">Este mesmo </w:t>
+      </w:r>
+      <w:r>
+        <w:rPr>
+          <w:i/>
+        </w:rPr>
+        <w:t>rationale</w:t>
+      </w:r>
+      <w:r>
+        <w:t xml:space="preserve"> é aplicado aos decaimentos e amplitudes, que são previstos como uma fração dos valores máximos encontrados em cada uma das teclas (ou notas, mais genericamente, no caso de estarmos treinando um instrumento arbitrário), e encontram-se no intervalo fechado entre 0 e 1.</w:t>
       </w:r>
     </w:p>
     <w:p>
@@ -34946,16 +34986,24 @@
         <w:pStyle w:val="BodyText"/>
       </w:pPr>
       <w:r>
-        <w:t xml:space="preserve">Este mesmo </w:t>
-      </w:r>
-      <w:r>
-        <w:rPr>
-          <w:i/>
-        </w:rPr>
-        <w:t>rationale</w:t>
-      </w:r>
-      <w:r>
-        <w:t xml:space="preserve"> é aplicado aos decaimentos e amplitudes, que são previstos como uma fração dos valores máximos encontrados em cada uma das teclas (ou notas, mais genericamente, no caso de estarmos treinando um instrumento arbitrário), e encontram-se no intervalo fechado entre 0 e 1.</w:t>
+        <w:t xml:space="preserve">O comportamento das amplitudes e decaimentos máximos, por tecla, é apresentado na figura </w:t>
+      </w:r>
+      <w:hyperlink w:anchor="fig:dkey">
+        <w:r>
+          <w:rPr>
+            <w:rStyle w:val="Hyperlink"/>
+          </w:rPr>
+          <w:t>42</w:t>
+        </w:r>
+      </w:hyperlink>
+      <w:r>
+        <w:t>, e poderia ser, também, modelado, tanto a partir de redes neurais quanto por meio de modelos matemáticos. Empiricamente, contudo, nota-se que os valores médios</w:t>
+      </w:r>
+      <w:r>
+        <w:t xml:space="preserve"> dessas grandezas</w:t>
+      </w:r>
+      <w:r>
+        <w:t xml:space="preserve"> são suficientes para um bom resultado.</w:t>
       </w:r>
     </w:p>
     <w:p>
@@ -34963,7 +35011,7 @@
         <w:pStyle w:val="BodyText"/>
       </w:pPr>
       <w:r>
-        <w:t xml:space="preserve">O comportamento das amplitudes e decaimentos máximos, por tecla, é apresentado na figura </w:t>
+        <w:t xml:space="preserve">Isso é oportuno, pois reduz a complexidade do modelo final, além de conferir mais generalidade: na figura </w:t>
       </w:r>
       <w:hyperlink w:anchor="fig:dkey">
         <w:r>
@@ -34974,31 +35022,6 @@
         </w:r>
       </w:hyperlink>
       <w:r>
-        <w:t>, e poderia ser, também, modelado, tanto a partir de redes neurais quanto por meio de modelos matemáticos. Empiricamente, contudo, nota-se que os valores médios</w:t>
-      </w:r>
-      <w:r>
-        <w:t xml:space="preserve"> dessas grandezas</w:t>
-      </w:r>
-      <w:r>
-        <w:t xml:space="preserve"> são suficientes para um bom resultado.</w:t>
-      </w:r>
-    </w:p>
-    <w:p>
-      <w:pPr>
-        <w:pStyle w:val="BodyText"/>
-      </w:pPr>
-      <w:r>
-        <w:t xml:space="preserve">Isso é oportuno, pois reduz a complexidade do modelo final, além de conferir mais generalidade: na figura </w:t>
-      </w:r>
-      <w:hyperlink w:anchor="fig:dkey">
-        <w:r>
-          <w:rPr>
-            <w:rStyle w:val="Hyperlink"/>
-          </w:rPr>
-          <w:t>42</w:t>
-        </w:r>
-      </w:hyperlink>
-      <w:r>
         <w:t xml:space="preserve"> abaixo notamos, por exemplo, que há uma descontinuidade nos valores dos decaimentos ocorrendo a partir da tecla 55, que deve-se provavelmente à mudança de cordas duplas para cordas simples.</w:t>
       </w:r>
     </w:p>
@@ -35019,8 +35042,8 @@
           <w:noProof/>
         </w:rPr>
         <w:drawing>
-          <wp:inline distT="0" distB="0" distL="0" distR="0" wp14:anchorId="32290E7C" wp14:editId="6C1D6C15">
-            <wp:extent cx="5943600" cy="1188720"/>
+          <wp:inline distT="0" distB="0" distL="0" distR="0" wp14:anchorId="32290E7C" wp14:editId="0F2BBBED">
+            <wp:extent cx="5760000" cy="1188720"/>
             <wp:effectExtent l="0" t="0" r="0" b="0"/>
             <wp:docPr id="42" name="Picture" descr="Figura 42: Decaimentos Máximos por Notas"/>
             <wp:cNvGraphicFramePr/>
@@ -35042,7 +35065,7 @@
                   <pic:spPr bwMode="auto">
                     <a:xfrm>
                       <a:off x="0" y="0"/>
-                      <a:ext cx="5943600" cy="1188720"/>
+                      <a:ext cx="5760000" cy="1188720"/>
                     </a:xfrm>
                     <a:prstGeom prst="rect">
                       <a:avLst/>
@@ -35133,8 +35156,8 @@
           <w:noProof/>
         </w:rPr>
         <w:drawing>
-          <wp:inline distT="0" distB="0" distL="0" distR="0" wp14:anchorId="3FC854F2" wp14:editId="036F9060">
-            <wp:extent cx="5943600" cy="1188720"/>
+          <wp:inline distT="0" distB="0" distL="0" distR="0" wp14:anchorId="3FC854F2" wp14:editId="5E5D62BB">
+            <wp:extent cx="5760000" cy="1188720"/>
             <wp:effectExtent l="0" t="0" r="0" b="0"/>
             <wp:docPr id="43" name="Picture" descr="Figura 43: Amplitudes Máximas por Notas"/>
             <wp:cNvGraphicFramePr/>
@@ -35156,7 +35179,7 @@
                   <pic:spPr bwMode="auto">
                     <a:xfrm>
                       <a:off x="0" y="0"/>
-                      <a:ext cx="5943600" cy="1188720"/>
+                      <a:ext cx="5760000" cy="1188720"/>
                     </a:xfrm>
                     <a:prstGeom prst="rect">
                       <a:avLst/>
@@ -35409,10 +35432,10 @@
           <w:noProof/>
         </w:rPr>
         <w:drawing>
-          <wp:inline distT="0" distB="0" distL="0" distR="0" wp14:anchorId="6A0258C9" wp14:editId="771513C6">
-            <wp:extent cx="5943600" cy="1884121"/>
+          <wp:inline distT="0" distB="0" distL="0" distR="0" wp14:anchorId="6A0258C9" wp14:editId="2CE3AEF5">
+            <wp:extent cx="5760000" cy="1791360"/>
             <wp:effectExtent l="0" t="0" r="0" b="0"/>
-            <wp:docPr id="44" name="Picture" descr="Figura 44: Previsões - Modelo Misto"/>
+            <wp:docPr id="44" name="Picture"/>
             <wp:cNvGraphicFramePr/>
             <a:graphic xmlns:a="http://schemas.openxmlformats.org/drawingml/2006/main">
               <a:graphicData uri="http://schemas.openxmlformats.org/drawingml/2006/picture">
@@ -35424,7 +35447,13 @@
                     </pic:cNvPicPr>
                   </pic:nvPicPr>
                   <pic:blipFill>
-                    <a:blip r:embed="rId70"/>
+                    <a:blip r:embed="rId70">
+                      <a:extLst>
+                        <a:ext uri="{28A0092B-C50C-407E-A947-70E740481C1C}">
+                          <a14:useLocalDpi xmlns:a14="http://schemas.microsoft.com/office/drawing/2010/main" val="0"/>
+                        </a:ext>
+                      </a:extLst>
+                    </a:blip>
                     <a:stretch>
                       <a:fillRect/>
                     </a:stretch>
@@ -35432,7 +35461,7 @@
                   <pic:spPr bwMode="auto">
                     <a:xfrm>
                       <a:off x="0" y="0"/>
-                      <a:ext cx="5943600" cy="1884121"/>
+                      <a:ext cx="5760000" cy="1791360"/>
                     </a:xfrm>
                     <a:prstGeom prst="rect">
                       <a:avLst/>
@@ -40582,16 +40611,7 @@
           <w:rFonts w:cs="Times New Roman"/>
           <w:i/>
         </w:rPr>
-        <w:t>htt</w:t>
-      </w:r>
-      <w:bookmarkStart w:id="166" w:name="_GoBack"/>
-      <w:bookmarkEnd w:id="166"/>
-      <w:r>
-        <w:rPr>
-          <w:rFonts w:cs="Times New Roman"/>
-          <w:i/>
-        </w:rPr>
-        <w:t>ps://keras.io/</w:t>
+        <w:t>https://keras.io/</w:t>
       </w:r>
       <w:r>
         <w:rPr>
@@ -41474,8 +41494,8 @@
         </w:rPr>
         <w:t xml:space="preserve"> , acesso em: 2018-06-30 .</w:t>
       </w:r>
-      <w:bookmarkStart w:id="167" w:name="refs"/>
-      <w:bookmarkStart w:id="168" w:name="ref-zwicker2013psychoacoustics"/>
+      <w:bookmarkStart w:id="166" w:name="refs"/>
+      <w:bookmarkStart w:id="167" w:name="ref-zwicker2013psychoacoustics"/>
     </w:p>
     <w:p>
       <w:pPr>
@@ -41535,11 +41555,11 @@
                 <w:lang w:val="en-US"/>
               </w:rPr>
             </w:pPr>
-            <w:bookmarkStart w:id="169" w:name="_Toc522304807"/>
-            <w:bookmarkStart w:id="170" w:name="_Toc522305827"/>
-            <w:bookmarkStart w:id="171" w:name="_Toc522306997"/>
+            <w:bookmarkStart w:id="168" w:name="_Toc522304807"/>
+            <w:bookmarkStart w:id="169" w:name="_Toc522305827"/>
+            <w:bookmarkStart w:id="170" w:name="_Toc522306997"/>
+            <w:bookmarkEnd w:id="166"/>
             <w:bookmarkEnd w:id="167"/>
-            <w:bookmarkEnd w:id="168"/>
             <w:r>
               <w:rPr>
                 <w:lang w:val="en-US"/>
@@ -41547,9 +41567,9 @@
               <w:lastRenderedPageBreak/>
               <w:t>GLOSSÁRIO</w:t>
             </w:r>
+            <w:bookmarkEnd w:id="168"/>
             <w:bookmarkEnd w:id="169"/>
             <w:bookmarkEnd w:id="170"/>
-            <w:bookmarkEnd w:id="171"/>
           </w:p>
           <w:p/>
           <w:p/>
@@ -41660,8 +41680,10 @@
           <w:p/>
           <w:p/>
           <w:p/>
+          <w:p/>
           <w:p>
             <w:r>
+              <w:lastRenderedPageBreak/>
               <w:t>Epochs</w:t>
             </w:r>
           </w:p>
@@ -42294,14 +42316,14 @@
               </w:rPr>
               <w:t xml:space="preserve">Denota quantas amostras foram gravadas por segundo em formatos de mídias digitais, como </w:t>
             </w:r>
-            <w:proofErr w:type="spellStart"/>
             <w:r>
               <w:rPr>
                 <w:lang w:val="pt-BR"/>
               </w:rPr>
-              <w:t>aúdio</w:t>
+              <w:t>áudio</w:t>
             </w:r>
-            <w:proofErr w:type="spellEnd"/>
+            <w:bookmarkStart w:id="171" w:name="_GoBack"/>
+            <w:bookmarkEnd w:id="171"/>
             <w:r>
               <w:rPr>
                 <w:lang w:val="pt-BR"/>
@@ -42561,20 +42583,24 @@
               </w:rPr>
               <w:t xml:space="preserve">Base de dados de dígitos escritos à mão, escaneados, processados e disponibilizados de forma gratuita. bastante </w:t>
             </w:r>
-            <w:proofErr w:type="spellStart"/>
             <w:r>
               <w:rPr>
                 <w:lang w:val="pt-BR"/>
               </w:rPr>
               <w:lastRenderedPageBreak/>
-              <w:t>utilizads</w:t>
+              <w:t>utilizad</w:t>
             </w:r>
-            <w:proofErr w:type="spellEnd"/>
             <w:r>
               <w:rPr>
                 <w:lang w:val="pt-BR"/>
               </w:rPr>
-              <w:t xml:space="preserve"> para a avaliação de modelos neurais da área de </w:t>
+              <w:t>a</w:t>
+            </w:r>
+            <w:r>
+              <w:rPr>
+                <w:lang w:val="pt-BR"/>
+              </w:rPr>
+              <w:t xml:space="preserve">s para a avaliação de modelos neurais da área de </w:t>
             </w:r>
             <w:r>
               <w:rPr>
@@ -42646,21 +42672,19 @@
               <w:rPr>
                 <w:lang w:val="pt-BR"/>
               </w:rPr>
-              <w:t xml:space="preserve">No contexto de redes convolucionais consiste na concatenação de dados de vários filtros; técnicas usuais são o max pooling, onde são utilizados os maiores valores e </w:t>
+              <w:t>No contexto de redes convolucionais consiste na concatenação de dados de vários filtros; técnicas usuais são o max pooling, onde são utilizados os maiores valores e aver</w:t>
             </w:r>
-            <w:proofErr w:type="spellStart"/>
             <w:r>
               <w:rPr>
                 <w:lang w:val="pt-BR"/>
               </w:rPr>
-              <w:t>averge</w:t>
+              <w:t>a</w:t>
             </w:r>
-            <w:proofErr w:type="spellEnd"/>
             <w:r>
               <w:rPr>
                 <w:lang w:val="pt-BR"/>
               </w:rPr>
-              <w:t xml:space="preserve"> pooling, onde as médias são utilizadas.</w:t>
+              <w:t>ge pooling, onde as médias são utilizadas.</w:t>
             </w:r>
           </w:p>
           <w:p>
@@ -42750,14 +42774,12 @@
               </w:rPr>
               <w:t xml:space="preserve">Denota quantas amostras foram gravadas por segundo em formatos de mídias digitais, como </w:t>
             </w:r>
-            <w:proofErr w:type="spellStart"/>
             <w:r>
               <w:rPr>
                 <w:lang w:val="pt-BR"/>
               </w:rPr>
-              <w:t>aúdio</w:t>
+              <w:t>áudio</w:t>
             </w:r>
-            <w:proofErr w:type="spellEnd"/>
             <w:r>
               <w:rPr>
                 <w:lang w:val="pt-BR"/>
@@ -46390,7 +46412,7 @@
 </file>
 
 <file path=customXml/itemProps1.xml><?xml version="1.0" encoding="utf-8"?>
-<ds:datastoreItem xmlns:ds="http://schemas.openxmlformats.org/officeDocument/2006/customXml" ds:itemID="{43AC64C6-95E8-4806-8197-3872C0F3626E}">
+<ds:datastoreItem xmlns:ds="http://schemas.openxmlformats.org/officeDocument/2006/customXml" ds:itemID="{329BA128-2569-4AA5-BAE9-5AE1414539F7}">
   <ds:schemaRefs>
     <ds:schemaRef ds:uri="http://schemas.openxmlformats.org/officeDocument/2006/bibliography"/>
   </ds:schemaRefs>
